--- a/docs/Data_Agent_Labs.docx
+++ b/docs/Data_Agent_Labs.docx
@@ -7,7 +7,6 @@
         <w:rPr>
           <w:sz w:val="36"/>
           <w:szCs w:val="36"/>
-          <w:lang w:val="nl-NL"/>
         </w:rPr>
       </w:pPr>
       <w:r>
@@ -15,35 +14,13 @@
           <w:b/>
           <w:sz w:val="36"/>
           <w:szCs w:val="36"/>
-          <w:lang w:val="nl-NL"/>
-        </w:rPr>
-        <w:t xml:space="preserve">Smart Government – AI </w:t>
-      </w:r>
-      <w:proofErr w:type="spellStart"/>
-      <w:r>
-        <w:rPr>
-          <w:b/>
+        </w:rPr>
+        <w:t>Smart Government – AI Agentic Hackathon</w:t>
+      </w:r>
+      <w:r>
+        <w:rPr>
           <w:sz w:val="36"/>
           <w:szCs w:val="36"/>
-          <w:lang w:val="nl-NL"/>
-        </w:rPr>
-        <w:t>Agentic</w:t>
-      </w:r>
-      <w:proofErr w:type="spellEnd"/>
-      <w:r>
-        <w:rPr>
-          <w:b/>
-          <w:sz w:val="36"/>
-          <w:szCs w:val="36"/>
-          <w:lang w:val="nl-NL"/>
-        </w:rPr>
-        <w:t xml:space="preserve"> Hackathon</w:t>
-      </w:r>
-      <w:r>
-        <w:rPr>
-          <w:sz w:val="36"/>
-          <w:szCs w:val="36"/>
-          <w:lang w:val="nl-NL"/>
         </w:rPr>
         <w:t> </w:t>
       </w:r>
@@ -478,7 +455,23 @@
           <w:lang w:val="nl-NL"/>
         </w:rPr>
         <w:noBreakHyphen/>
-        <w:t>specialisten en innovators binnen de gemeentes en overheidsorganisaties.</w:t>
+        <w:t xml:space="preserve">specialisten en innovators binnen de gemeentes en </w:t>
+      </w:r>
+      <w:r>
+        <w:rPr>
+          <w:sz w:val="24"/>
+          <w:szCs w:val="24"/>
+          <w:lang w:val="nl-NL"/>
+        </w:rPr>
+        <w:t xml:space="preserve">andere </w:t>
+      </w:r>
+      <w:r>
+        <w:rPr>
+          <w:sz w:val="24"/>
+          <w:szCs w:val="24"/>
+          <w:lang w:val="nl-NL"/>
+        </w:rPr>
+        <w:t>overheidsorganisaties.</w:t>
       </w:r>
     </w:p>
     <w:p>
